--- a/docx/11-huong-dan-trien-khai.docx
+++ b/docx/11-huong-dan-trien-khai.docx
@@ -3161,7 +3161,7 @@
         <w:rPr>
           <w:rStyle w:val="StringTok"/>
         </w:rPr>
-        <w:t xml:space="preserve">"IELTS Writing &lt;${MAIL_USERNAME}&gt;"</w:t>
+        <w:t xml:space="preserve">"AcaWrite &lt;${MAIL_USERNAME}&gt;"</w:t>
       </w:r>
     </w:p>
     <w:p>
